--- a/portal/pt/files/KORbuild Daily - Situação do protótipo.docx
+++ b/portal/pt/files/KORbuild Daily - Situação do protótipo.docx
@@ -34,7 +34,21 @@
           <w:b w:val="0"/>
           <w:i w:val="0"/>
         </w:rPr>
-        <w:t>O protótipo mostra o produto funcionando com dados de exemplo. Algumas coisas são simuladas porque ainda não há servidor. Esta página lista essas coisas, para ninguém prometer mais do que existe — e para o cliente saber o que vem por aí.</w:t>
+        <w:t xml:space="preserve">O protótipo (a demonstração com dados de exemplo) mostra o produto funcionando. Ao lado dele, a </w:t>
+      </w:r>
+      <w:r>
+        <w:rPr>
+          <w:b/>
+          <w:i w:val="0"/>
+        </w:rPr>
+        <w:t>conta de verdade</w:t>
+      </w:r>
+      <w:r>
+        <w:rPr>
+          <w:b w:val="0"/>
+          <w:i w:val="0"/>
+        </w:rPr>
+        <w:t xml:space="preserve"> já roda no banco de dados na nuvem e está em homologação. Esta página diz o que é real hoje e o que ainda é simulado na demonstração, para ninguém prometer mais do que existe.</w:t>
       </w:r>
     </w:p>
     <w:p>
@@ -46,7 +60,274 @@
           <w:b w:val="0"/>
           <w:i w:val="0"/>
         </w:rPr>
-        <w:t>Simulado hoje</w:t>
+        <w:t>Já funciona no banco de dados (conta de verdade)</w:t>
+      </w:r>
+    </w:p>
+    <w:tbl>
+      <w:tblPr>
+        <w:tblStyle w:val="TableGrid"/>
+        <w:tblW w:type="auto" w:w="0"/>
+        <w:tblLook w:firstColumn="1" w:firstRow="1" w:lastColumn="0" w:lastRow="0" w:noHBand="0" w:noVBand="1" w:val="04A0"/>
+      </w:tblPr>
+      <w:tblGrid>
+        <w:gridCol w:w="4873"/>
+        <w:gridCol w:w="4873"/>
+      </w:tblGrid>
+      <w:tr>
+        <w:tc>
+          <w:tcPr>
+            <w:tcW w:type="dxa" w:w="4873"/>
+          </w:tcPr>
+          <w:p>
+            <w:pPr>
+              <w:shd w:val="clear" w:color="auto" w:fill="F2F4F7"/>
+            </w:pPr>
+            <w:r/>
+            <w:r>
+              <w:rPr>
+                <w:b/>
+                <w:i w:val="0"/>
+                <w:sz w:val="18"/>
+              </w:rPr>
+              <w:t>Item</w:t>
+            </w:r>
+          </w:p>
+        </w:tc>
+        <w:tc>
+          <w:tcPr>
+            <w:tcW w:type="dxa" w:w="4873"/>
+          </w:tcPr>
+          <w:p>
+            <w:pPr>
+              <w:shd w:val="clear" w:color="auto" w:fill="F2F4F7"/>
+            </w:pPr>
+            <w:r/>
+            <w:r>
+              <w:rPr>
+                <w:b/>
+                <w:i w:val="0"/>
+                <w:sz w:val="18"/>
+              </w:rPr>
+              <w:t>Como funciona hoje</w:t>
+            </w:r>
+          </w:p>
+        </w:tc>
+      </w:tr>
+      <w:tr>
+        <w:tc>
+          <w:tcPr>
+            <w:tcW w:type="dxa" w:w="4873"/>
+          </w:tcPr>
+          <w:p>
+            <w:r/>
+            <w:r>
+              <w:rPr>
+                <w:b w:val="0"/>
+                <w:i w:val="0"/>
+                <w:sz w:val="18"/>
+              </w:rPr>
+              <w:t>Contas</w:t>
+            </w:r>
+          </w:p>
+        </w:tc>
+        <w:tc>
+          <w:tcPr>
+            <w:tcW w:type="dxa" w:w="4873"/>
+          </w:tcPr>
+          <w:p>
+            <w:r/>
+            <w:r>
+              <w:rPr>
+                <w:b w:val="0"/>
+                <w:i w:val="0"/>
+                <w:sz w:val="18"/>
+              </w:rPr>
+              <w:t>Cadastro com e-mail e senha; a empresa, os usuários, os perfis e os convites ficam no banco, separados por empresa.</w:t>
+            </w:r>
+          </w:p>
+        </w:tc>
+      </w:tr>
+      <w:tr>
+        <w:tc>
+          <w:tcPr>
+            <w:tcW w:type="dxa" w:w="4873"/>
+          </w:tcPr>
+          <w:p>
+            <w:r/>
+            <w:r>
+              <w:rPr>
+                <w:b w:val="0"/>
+                <w:i w:val="0"/>
+                <w:sz w:val="18"/>
+              </w:rPr>
+              <w:t>Diários</w:t>
+            </w:r>
+          </w:p>
+        </w:tc>
+        <w:tc>
+          <w:tcPr>
+            <w:tcW w:type="dxa" w:w="4873"/>
+          </w:tcPr>
+          <w:p>
+            <w:r/>
+            <w:r>
+              <w:rPr>
+                <w:b w:val="0"/>
+                <w:i w:val="0"/>
+                <w:sz w:val="18"/>
+              </w:rPr>
+              <w:t>Preenchidos no canteiro com fotos, com ou sem internet: o celular guarda o diário e envia quando o sinal volta. O mesmo diário nunca duplica por causa de sinal ruim.</w:t>
+            </w:r>
+          </w:p>
+        </w:tc>
+      </w:tr>
+      <w:tr>
+        <w:tc>
+          <w:tcPr>
+            <w:tcW w:type="dxa" w:w="4873"/>
+          </w:tcPr>
+          <w:p>
+            <w:r/>
+            <w:r>
+              <w:rPr>
+                <w:b w:val="0"/>
+                <w:i w:val="0"/>
+                <w:sz w:val="18"/>
+              </w:rPr>
+              <w:t>Aprovações</w:t>
+            </w:r>
+          </w:p>
+        </w:tc>
+        <w:tc>
+          <w:tcPr>
+            <w:tcW w:type="dxa" w:w="4873"/>
+          </w:tcPr>
+          <w:p>
+            <w:r/>
+            <w:r>
+              <w:rPr>
+                <w:b w:val="0"/>
+                <w:i w:val="0"/>
+                <w:sz w:val="18"/>
+              </w:rPr>
+              <w:t>O escritório aprova ou pede ajustes; o diário da prestadora numa obra ligada é aprovado pela construtora, nunca pela prestadora.</w:t>
+            </w:r>
+          </w:p>
+        </w:tc>
+      </w:tr>
+      <w:tr>
+        <w:tc>
+          <w:tcPr>
+            <w:tcW w:type="dxa" w:w="4873"/>
+          </w:tcPr>
+          <w:p>
+            <w:r/>
+            <w:r>
+              <w:rPr>
+                <w:b w:val="0"/>
+                <w:i w:val="0"/>
+                <w:sz w:val="18"/>
+              </w:rPr>
+              <w:t>Lacre</w:t>
+            </w:r>
+          </w:p>
+        </w:tc>
+        <w:tc>
+          <w:tcPr>
+            <w:tcW w:type="dxa" w:w="4873"/>
+          </w:tcPr>
+          <w:p>
+            <w:r/>
+            <w:r>
+              <w:rPr>
+                <w:b w:val="0"/>
+                <w:i w:val="0"/>
+                <w:sz w:val="18"/>
+              </w:rPr>
+              <w:t>O banco calcula o lacre (SHA-256) e o código de verificação na aprovação; depois disso nada muda.</w:t>
+            </w:r>
+          </w:p>
+        </w:tc>
+      </w:tr>
+      <w:tr>
+        <w:tc>
+          <w:tcPr>
+            <w:tcW w:type="dxa" w:w="4873"/>
+          </w:tcPr>
+          <w:p>
+            <w:r/>
+            <w:r>
+              <w:rPr>
+                <w:b w:val="0"/>
+                <w:i w:val="0"/>
+                <w:sz w:val="18"/>
+              </w:rPr>
+              <w:t>Link do cliente</w:t>
+            </w:r>
+          </w:p>
+        </w:tc>
+        <w:tc>
+          <w:tcPr>
+            <w:tcW w:type="dxa" w:w="4873"/>
+          </w:tcPr>
+          <w:p>
+            <w:r/>
+            <w:r>
+              <w:rPr>
+                <w:b w:val="0"/>
+                <w:i w:val="0"/>
+                <w:sz w:val="18"/>
+              </w:rPr>
+              <w:t>Abre em qualquer lugar, sem login, com as fotos por links temporários; o banco confere o lacre a cada abertura.</w:t>
+            </w:r>
+          </w:p>
+        </w:tc>
+      </w:tr>
+      <w:tr>
+        <w:tc>
+          <w:tcPr>
+            <w:tcW w:type="dxa" w:w="4873"/>
+          </w:tcPr>
+          <w:p>
+            <w:r/>
+            <w:r>
+              <w:rPr>
+                <w:b w:val="0"/>
+                <w:i w:val="0"/>
+                <w:sz w:val="18"/>
+              </w:rPr>
+              <w:t>Dois aparelhos, um diário</w:t>
+            </w:r>
+          </w:p>
+        </w:tc>
+        <w:tc>
+          <w:tcPr>
+            <w:tcW w:type="dxa" w:w="4873"/>
+          </w:tcPr>
+          <w:p>
+            <w:r/>
+            <w:r>
+              <w:rPr>
+                <w:b w:val="0"/>
+                <w:i w:val="0"/>
+                <w:sz w:val="18"/>
+              </w:rPr>
+              <w:t>Se o mesmo diário mudou em outro aparelho sem sinal, o segundo é avisado e escolhe qual versão fica.</w:t>
+            </w:r>
+          </w:p>
+        </w:tc>
+      </w:tr>
+    </w:tbl>
+    <w:p>
+      <w:pPr>
+        <w:pStyle w:val="Heading1"/>
+      </w:pPr>
+      <w:r>
+        <w:rPr>
+          <w:b w:val="0"/>
+          <w:i w:val="0"/>
+        </w:rPr>
+        <w:t>Simulado hoje (na demonstração)</w:t>
       </w:r>
     </w:p>
     <w:tbl>
@@ -148,7 +429,7 @@
                 <w:i w:val="0"/>
                 <w:sz w:val="18"/>
               </w:rPr>
-              <w:t>Só no navegador de cada aparelho. O celular do campo e o computador do escritório não veem os dados um do outro.</w:t>
+              <w:t>Só no navegador de cada aparelho.</w:t>
             </w:r>
           </w:p>
         </w:tc>
@@ -164,7 +445,23 @@
                 <w:i w:val="0"/>
                 <w:sz w:val="18"/>
               </w:rPr>
-              <w:t>Um banco de dados na nuvem, separado por empresa; todos veem os mesmos dados.</w:t>
+              <w:t xml:space="preserve">O banco de dados na nuvem, separado por empresa — </w:t>
+            </w:r>
+            <w:r>
+              <w:rPr>
+                <w:b/>
+                <w:i w:val="0"/>
+                <w:sz w:val="18"/>
+              </w:rPr>
+              <w:t>já funciona</w:t>
+            </w:r>
+            <w:r>
+              <w:rPr>
+                <w:b w:val="0"/>
+                <w:i w:val="0"/>
+                <w:sz w:val="18"/>
+              </w:rPr>
+              <w:t xml:space="preserve"> na conta de verdade.</w:t>
             </w:r>
           </w:p>
         </w:tc>
@@ -380,7 +677,23 @@
                 <w:i w:val="0"/>
                 <w:sz w:val="18"/>
               </w:rPr>
-              <w:t>Abre em qualquer lugar.</w:t>
+              <w:t xml:space="preserve">Abre em qualquer lugar — </w:t>
+            </w:r>
+            <w:r>
+              <w:rPr>
+                <w:b/>
+                <w:i w:val="0"/>
+                <w:sz w:val="18"/>
+              </w:rPr>
+              <w:t>já funciona</w:t>
+            </w:r>
+            <w:r>
+              <w:rPr>
+                <w:b w:val="0"/>
+                <w:i w:val="0"/>
+                <w:sz w:val="18"/>
+              </w:rPr>
+              <w:t>.</w:t>
             </w:r>
           </w:p>
         </w:tc>
@@ -446,7 +759,23 @@
                 <w:i w:val="0"/>
                 <w:sz w:val="18"/>
               </w:rPr>
-              <w:t>Real.</w:t>
+              <w:t xml:space="preserve">Real — </w:t>
+            </w:r>
+            <w:r>
+              <w:rPr>
+                <w:b/>
+                <w:i w:val="0"/>
+                <w:sz w:val="18"/>
+              </w:rPr>
+              <w:t>já funciona</w:t>
+            </w:r>
+            <w:r>
+              <w:rPr>
+                <w:b w:val="0"/>
+                <w:i w:val="0"/>
+                <w:sz w:val="18"/>
+              </w:rPr>
+              <w:t xml:space="preserve"> (o celular guarda o diário e envia depois).</w:t>
             </w:r>
           </w:p>
         </w:tc>
@@ -496,7 +825,23 @@
                 <w:i w:val="0"/>
                 <w:sz w:val="18"/>
               </w:rPr>
-              <w:t>E-mail e senha da empresa.</w:t>
+              <w:t xml:space="preserve">E-mail e senha da empresa — </w:t>
+            </w:r>
+            <w:r>
+              <w:rPr>
+                <w:b/>
+                <w:i w:val="0"/>
+                <w:sz w:val="18"/>
+              </w:rPr>
+              <w:t>já funciona</w:t>
+            </w:r>
+            <w:r>
+              <w:rPr>
+                <w:b w:val="0"/>
+                <w:i w:val="0"/>
+                <w:sz w:val="18"/>
+              </w:rPr>
+              <w:t>.</w:t>
             </w:r>
           </w:p>
         </w:tc>
@@ -627,7 +972,7 @@
                 <w:i w:val="0"/>
                 <w:sz w:val="18"/>
               </w:rPr>
-              <w:t>Contas dos clientes no banco de dados</w:t>
+              <w:t>Equipe do diário vinda do ponto</w:t>
             </w:r>
           </w:p>
         </w:tc>
@@ -643,7 +988,7 @@
                 <w:i w:val="0"/>
                 <w:sz w:val="18"/>
               </w:rPr>
-              <w:t>A página de entrada principal está pronta; as contas chegam com o banco de dados.</w:t>
+              <w:t>Já funciona: a equipe do diário vem de quem bateu o ponto na obra.</w:t>
             </w:r>
           </w:p>
         </w:tc>
@@ -779,7 +1124,7 @@
                 <w:i w:val="0"/>
                 <w:sz w:val="18"/>
               </w:rPr>
-              <w:t>Especificado; chega com o banco de dados.</w:t>
+              <w:t>Especificado; próxima etapa do banco (hoje as obras são ligadas pela equipe do KORbuild).</w:t>
             </w:r>
           </w:p>
         </w:tc>

--- a/portal/pt/files/KORbuild Daily - Situação do protótipo.docx
+++ b/portal/pt/files/KORbuild Daily - Situação do protótipo.docx
@@ -279,6 +279,40 @@
                 <w:sz w:val="18"/>
               </w:rPr>
               <w:t>Abre em qualquer lugar, sem login, com as fotos por links temporários; o banco confere o lacre a cada abertura.</w:t>
+            </w:r>
+          </w:p>
+        </w:tc>
+      </w:tr>
+      <w:tr>
+        <w:tc>
+          <w:tcPr>
+            <w:tcW w:type="dxa" w:w="4873"/>
+          </w:tcPr>
+          <w:p>
+            <w:r/>
+            <w:r>
+              <w:rPr>
+                <w:b w:val="0"/>
+                <w:i w:val="0"/>
+                <w:sz w:val="18"/>
+              </w:rPr>
+              <w:t>Cronograma da obra</w:t>
+            </w:r>
+          </w:p>
+        </w:tc>
+        <w:tc>
+          <w:tcPr>
+            <w:tcW w:type="dxa" w:w="4873"/>
+          </w:tcPr>
+          <w:p>
+            <w:r/>
+            <w:r>
+              <w:rPr>
+                <w:b w:val="0"/>
+                <w:i w:val="0"/>
+                <w:sz w:val="18"/>
+              </w:rPr>
+              <w:t>Etapas com início e fim, linha de base, % concluído vindo do diário aprovado (ou à mão, com histórico) e publicação para a construtora por versão. Etapa que já recebeu andamento de um diário aprovado não pode ser excluída, e só quem aprovou pode alterá-la.</w:t>
             </w:r>
           </w:p>
         </w:tc>
